--- a/excellence_project/ملخص_أعمال_المراجعة_والتطوير.docx
+++ b/excellence_project/ملخص_أعمال_المراجعة_والتطوير.docx
@@ -2577,6 +2577,657 @@
           <w:rtl/>
         </w:rPr>
         <w:t xml:space="preserve">رُوجعت الصفحات بعد التحويل إلى PDF، ويُنصح بفتح الملف في Microsoft Word ومراجعة التنسيق قبل الرفع.</w:t>
+      </w:r>
+    </w:p>
+    <w:p>
+      <w:pPr>
+        <w:pStyle w:val="Heading1"/>
+        <w:bidi/>
+        <w:spacing w:after="120" w:before="240" w:line="300"/>
+      </w:pPr>
+      <w:r>
+        <w:rPr>
+          <w:rFonts w:ascii="Arial" w:cs="Arial" w:hAnsi="Arial"/>
+          <w:b/>
+          <w:bCs/>
+          <w:color w:val="0B3C5D"/>
+          <w:sz w:val="28"/>
+          <w:szCs w:val="28"/>
+          <w:rtl/>
+        </w:rPr>
+        <w:t xml:space="preserve">تاسعًا: تحديث باستخدام البيانات الإضافية (المؤشرات، التقويم، الاستبيان)</w:t>
+      </w:r>
+    </w:p>
+    <w:p>
+      <w:pPr>
+        <w:bidi/>
+        <w:spacing w:after="100" w:before="0" w:line="300"/>
+        <w:jc w:val="both"/>
+      </w:pPr>
+      <w:r>
+        <w:rPr>
+          <w:rFonts w:ascii="Arial" w:cs="Arial" w:hAnsi="Arial"/>
+          <w:color w:val="1D2B36"/>
+          <w:sz w:val="22"/>
+          <w:szCs w:val="22"/>
+          <w:rtl/>
+        </w:rPr>
+        <w:t xml:space="preserve">أُدخلت الملفات الإضافية في المشروع بعد التحقق من اتساقها مع بياناته؛ فقيم تحليل الفجوات (9.5%، 44.8%، 72.7%، 51.9%، 63.2% لعام 2024، و44.6%، 66.7%، 92.0%، 103.7%، 95.3% لعام 2025) مطابقة لعمود البكيرية في مؤشري 2024 و2025.</w:t>
+      </w:r>
+    </w:p>
+    <w:tbl>
+      <w:tblPr>
+        <w:bidiVisual/>
+        <w:tblW w:type="dxa" w:w="9638"/>
+        <w:tblBorders>
+          <w:top w:val="single" w:color="auto" w:sz="4"/>
+          <w:left w:val="single" w:color="auto" w:sz="4"/>
+          <w:bottom w:val="single" w:color="auto" w:sz="4"/>
+          <w:right w:val="single" w:color="auto" w:sz="4"/>
+          <w:insideH w:val="single" w:color="auto" w:sz="4"/>
+          <w:insideV w:val="single" w:color="auto" w:sz="4"/>
+        </w:tblBorders>
+      </w:tblPr>
+      <w:tblGrid>
+        <w:gridCol w:w="2600"/>
+        <w:gridCol w:w="4100"/>
+        <w:gridCol w:w="2938"/>
+      </w:tblGrid>
+      <w:tr>
+        <w:trPr>
+          <w:tblHeader/>
+        </w:trPr>
+        <w:tc>
+          <w:tcPr>
+            <w:tcW w:type="dxa" w:w="2600"/>
+            <w:tcBorders>
+              <w:top w:val="single" w:color="A9C1D3" w:sz="4"/>
+              <w:left w:val="single" w:color="A9C1D3" w:sz="4"/>
+              <w:bottom w:val="single" w:color="A9C1D3" w:sz="4"/>
+              <w:right w:val="single" w:color="A9C1D3" w:sz="4"/>
+            </w:tcBorders>
+            <w:shd w:fill="0B3C5D" w:color="auto" w:val="clear"/>
+            <w:tcMar>
+              <w:top w:type="dxa" w:w="70"/>
+              <w:left w:type="dxa" w:w="110"/>
+              <w:bottom w:type="dxa" w:w="70"/>
+              <w:right w:type="dxa" w:w="110"/>
+            </w:tcMar>
+            <w:vAlign w:val="center"/>
+          </w:tcPr>
+          <w:p>
+            <w:pPr>
+              <w:bidi/>
+              <w:spacing w:after="0" w:before="0" w:line="300"/>
+              <w:jc w:val="center"/>
+            </w:pPr>
+            <w:r>
+              <w:rPr>
+                <w:rFonts w:ascii="Arial" w:cs="Arial" w:hAnsi="Arial"/>
+                <w:b/>
+                <w:bCs/>
+                <w:color w:val="FFFFFF"/>
+                <w:sz w:val="20"/>
+                <w:szCs w:val="20"/>
+                <w:rtl/>
+              </w:rPr>
+              <w:t xml:space="preserve">المصدر</w:t>
+            </w:r>
+          </w:p>
+        </w:tc>
+        <w:tc>
+          <w:tcPr>
+            <w:tcW w:type="dxa" w:w="4100"/>
+            <w:tcBorders>
+              <w:top w:val="single" w:color="A9C1D3" w:sz="4"/>
+              <w:left w:val="single" w:color="A9C1D3" w:sz="4"/>
+              <w:bottom w:val="single" w:color="A9C1D3" w:sz="4"/>
+              <w:right w:val="single" w:color="A9C1D3" w:sz="4"/>
+            </w:tcBorders>
+            <w:shd w:fill="0B3C5D" w:color="auto" w:val="clear"/>
+            <w:tcMar>
+              <w:top w:type="dxa" w:w="70"/>
+              <w:left w:type="dxa" w:w="110"/>
+              <w:bottom w:type="dxa" w:w="70"/>
+              <w:right w:type="dxa" w:w="110"/>
+            </w:tcMar>
+            <w:vAlign w:val="center"/>
+          </w:tcPr>
+          <w:p>
+            <w:pPr>
+              <w:bidi/>
+              <w:spacing w:after="0" w:before="0" w:line="300"/>
+              <w:jc w:val="center"/>
+            </w:pPr>
+            <w:r>
+              <w:rPr>
+                <w:rFonts w:ascii="Arial" w:cs="Arial" w:hAnsi="Arial"/>
+                <w:b/>
+                <w:bCs/>
+                <w:color w:val="FFFFFF"/>
+                <w:sz w:val="20"/>
+                <w:szCs w:val="20"/>
+                <w:rtl/>
+              </w:rPr>
+              <w:t xml:space="preserve">ما استُخرج منه</w:t>
+            </w:r>
+          </w:p>
+        </w:tc>
+        <w:tc>
+          <w:tcPr>
+            <w:tcW w:type="dxa" w:w="2938"/>
+            <w:tcBorders>
+              <w:top w:val="single" w:color="A9C1D3" w:sz="4"/>
+              <w:left w:val="single" w:color="A9C1D3" w:sz="4"/>
+              <w:bottom w:val="single" w:color="A9C1D3" w:sz="4"/>
+              <w:right w:val="single" w:color="A9C1D3" w:sz="4"/>
+            </w:tcBorders>
+            <w:shd w:fill="0B3C5D" w:color="auto" w:val="clear"/>
+            <w:tcMar>
+              <w:top w:type="dxa" w:w="70"/>
+              <w:left w:type="dxa" w:w="110"/>
+              <w:bottom w:type="dxa" w:w="70"/>
+              <w:right w:type="dxa" w:w="110"/>
+            </w:tcMar>
+            <w:vAlign w:val="center"/>
+          </w:tcPr>
+          <w:p>
+            <w:pPr>
+              <w:bidi/>
+              <w:spacing w:after="0" w:before="0" w:line="300"/>
+              <w:jc w:val="center"/>
+            </w:pPr>
+            <w:r>
+              <w:rPr>
+                <w:rFonts w:ascii="Arial" w:cs="Arial" w:hAnsi="Arial"/>
+                <w:b/>
+                <w:bCs/>
+                <w:color w:val="FFFFFF"/>
+                <w:sz w:val="20"/>
+                <w:szCs w:val="20"/>
+                <w:rtl/>
+              </w:rPr>
+              <w:t xml:space="preserve">موضعه في المشروع</w:t>
+            </w:r>
+          </w:p>
+        </w:tc>
+      </w:tr>
+      <w:tr>
+        <w:trPr>
+          <w:cantSplit/>
+        </w:trPr>
+        <w:tc>
+          <w:tcPr>
+            <w:tcW w:type="dxa" w:w="2600"/>
+            <w:tcBorders>
+              <w:top w:val="single" w:color="A9C1D3" w:sz="4"/>
+              <w:left w:val="single" w:color="A9C1D3" w:sz="4"/>
+              <w:bottom w:val="single" w:color="A9C1D3" w:sz="4"/>
+              <w:right w:val="single" w:color="A9C1D3" w:sz="4"/>
+            </w:tcBorders>
+            <w:shd w:fill="EAF4FA" w:color="auto" w:val="clear"/>
+            <w:tcMar>
+              <w:top w:type="dxa" w:w="70"/>
+              <w:left w:type="dxa" w:w="110"/>
+              <w:bottom w:type="dxa" w:w="70"/>
+              <w:right w:type="dxa" w:w="110"/>
+            </w:tcMar>
+            <w:vAlign w:val="center"/>
+          </w:tcPr>
+          <w:p>
+            <w:pPr>
+              <w:bidi/>
+              <w:spacing w:after="0" w:before="0" w:line="300"/>
+            </w:pPr>
+            <w:r>
+              <w:rPr>
+                <w:rFonts w:ascii="Arial" w:cs="Arial" w:hAnsi="Arial"/>
+                <w:b/>
+                <w:bCs/>
+                <w:color w:val="0B3C5D"/>
+                <w:sz w:val="20"/>
+                <w:szCs w:val="20"/>
+                <w:rtl/>
+              </w:rPr>
+              <w:t xml:space="preserve">التقويم الأكاديمي 2025</w:t>
+            </w:r>
+          </w:p>
+        </w:tc>
+        <w:tc>
+          <w:tcPr>
+            <w:tcW w:type="dxa" w:w="4100"/>
+            <w:tcBorders>
+              <w:top w:val="single" w:color="A9C1D3" w:sz="4"/>
+              <w:left w:val="single" w:color="A9C1D3" w:sz="4"/>
+              <w:bottom w:val="single" w:color="A9C1D3" w:sz="4"/>
+              <w:right w:val="single" w:color="A9C1D3" w:sz="4"/>
+            </w:tcBorders>
+            <w:tcMar>
+              <w:top w:type="dxa" w:w="70"/>
+              <w:left w:type="dxa" w:w="110"/>
+              <w:bottom w:type="dxa" w:w="70"/>
+              <w:right w:type="dxa" w:w="110"/>
+            </w:tcMar>
+            <w:vAlign w:val="center"/>
+          </w:tcPr>
+          <w:p>
+            <w:pPr>
+              <w:bidi/>
+              <w:spacing w:after="0" w:before="0" w:line="300"/>
+            </w:pPr>
+            <w:r>
+              <w:rPr>
+                <w:rFonts w:ascii="Arial" w:cs="Arial" w:hAnsi="Arial"/>
+                <w:b w:val="false"/>
+                <w:color w:val="1D2B36"/>
+                <w:sz w:val="20"/>
+                <w:szCs w:val="20"/>
+                <w:rtl/>
+              </w:rPr>
+              <w:t xml:space="preserve">106 جلسات مباشرة لـ53 موضوعًا؛ كُرِّر 49 موضوعًا (92%) مرتين أو أكثر، أي أن نصف الجلسات تكرار</w:t>
+            </w:r>
+          </w:p>
+        </w:tc>
+        <w:tc>
+          <w:tcPr>
+            <w:tcW w:type="dxa" w:w="2938"/>
+            <w:tcBorders>
+              <w:top w:val="single" w:color="A9C1D3" w:sz="4"/>
+              <w:left w:val="single" w:color="A9C1D3" w:sz="4"/>
+              <w:bottom w:val="single" w:color="A9C1D3" w:sz="4"/>
+              <w:right w:val="single" w:color="A9C1D3" w:sz="4"/>
+            </w:tcBorders>
+            <w:tcMar>
+              <w:top w:type="dxa" w:w="70"/>
+              <w:left w:type="dxa" w:w="110"/>
+              <w:bottom w:type="dxa" w:w="70"/>
+              <w:right w:type="dxa" w:w="110"/>
+            </w:tcMar>
+            <w:vAlign w:val="center"/>
+          </w:tcPr>
+          <w:p>
+            <w:pPr>
+              <w:bidi/>
+              <w:spacing w:after="0" w:before="0" w:line="300"/>
+            </w:pPr>
+            <w:r>
+              <w:rPr>
+                <w:rFonts w:ascii="Arial" w:cs="Arial" w:hAnsi="Arial"/>
+                <w:b w:val="false"/>
+                <w:color w:val="1D2B36"/>
+                <w:sz w:val="20"/>
+                <w:szCs w:val="20"/>
+                <w:rtl/>
+              </w:rPr>
+              <w:t xml:space="preserve">صياغة المشكلة، ومخطط عبء الخطة، وبُعد الكفاءة</w:t>
+            </w:r>
+          </w:p>
+        </w:tc>
+      </w:tr>
+      <w:tr>
+        <w:trPr>
+          <w:cantSplit/>
+        </w:trPr>
+        <w:tc>
+          <w:tcPr>
+            <w:tcW w:type="dxa" w:w="2600"/>
+            <w:tcBorders>
+              <w:top w:val="single" w:color="A9C1D3" w:sz="4"/>
+              <w:left w:val="single" w:color="A9C1D3" w:sz="4"/>
+              <w:bottom w:val="single" w:color="A9C1D3" w:sz="4"/>
+              <w:right w:val="single" w:color="A9C1D3" w:sz="4"/>
+            </w:tcBorders>
+            <w:shd w:fill="EAF4FA" w:color="auto" w:val="clear"/>
+            <w:tcMar>
+              <w:top w:type="dxa" w:w="70"/>
+              <w:left w:type="dxa" w:w="110"/>
+              <w:bottom w:type="dxa" w:w="70"/>
+              <w:right w:type="dxa" w:w="110"/>
+            </w:tcMar>
+            <w:vAlign w:val="center"/>
+          </w:tcPr>
+          <w:p>
+            <w:pPr>
+              <w:bidi/>
+              <w:spacing w:after="0" w:before="0" w:line="300"/>
+            </w:pPr>
+            <w:r>
+              <w:rPr>
+                <w:rFonts w:ascii="Arial" w:cs="Arial" w:hAnsi="Arial"/>
+                <w:b/>
+                <w:bCs/>
+                <w:color w:val="0B3C5D"/>
+                <w:sz w:val="20"/>
+                <w:szCs w:val="20"/>
+                <w:rtl/>
+              </w:rPr>
+              <w:t xml:space="preserve">مؤشر 2025 – البكيرية</w:t>
+            </w:r>
+          </w:p>
+        </w:tc>
+        <w:tc>
+          <w:tcPr>
+            <w:tcW w:type="dxa" w:w="4100"/>
+            <w:tcBorders>
+              <w:top w:val="single" w:color="A9C1D3" w:sz="4"/>
+              <w:left w:val="single" w:color="A9C1D3" w:sz="4"/>
+              <w:bottom w:val="single" w:color="A9C1D3" w:sz="4"/>
+              <w:right w:val="single" w:color="A9C1D3" w:sz="4"/>
+            </w:tcBorders>
+            <w:tcMar>
+              <w:top w:type="dxa" w:w="70"/>
+              <w:left w:type="dxa" w:w="110"/>
+              <w:bottom w:type="dxa" w:w="70"/>
+              <w:right w:type="dxa" w:w="110"/>
+            </w:tcMar>
+            <w:vAlign w:val="center"/>
+          </w:tcPr>
+          <w:p>
+            <w:pPr>
+              <w:bidi/>
+              <w:spacing w:after="0" w:before="0" w:line="300"/>
+            </w:pPr>
+            <w:r>
+              <w:rPr>
+                <w:rFonts w:ascii="Arial" w:cs="Arial" w:hAnsi="Arial"/>
+                <w:b w:val="false"/>
+                <w:color w:val="1D2B36"/>
+                <w:sz w:val="20"/>
+                <w:szCs w:val="20"/>
+                <w:rtl/>
+              </w:rPr>
+              <w:t xml:space="preserve">51 موضوعًا مُرحّلًا من 2024 = 83% من مستهدف الحضور (2807 من 3388)، وأدنى الموضوعات إنجازًا (علم الأدوية 11%، حقوق المرضى 21%...)، و25 موضوعًا بمستهدف صفري</w:t>
+            </w:r>
+          </w:p>
+        </w:tc>
+        <w:tc>
+          <w:tcPr>
+            <w:tcW w:type="dxa" w:w="2938"/>
+            <w:tcBorders>
+              <w:top w:val="single" w:color="A9C1D3" w:sz="4"/>
+              <w:left w:val="single" w:color="A9C1D3" w:sz="4"/>
+              <w:bottom w:val="single" w:color="A9C1D3" w:sz="4"/>
+              <w:right w:val="single" w:color="A9C1D3" w:sz="4"/>
+            </w:tcBorders>
+            <w:tcMar>
+              <w:top w:type="dxa" w:w="70"/>
+              <w:left w:type="dxa" w:w="110"/>
+              <w:bottom w:type="dxa" w:w="70"/>
+              <w:right w:type="dxa" w:w="110"/>
+            </w:tcMar>
+            <w:vAlign w:val="center"/>
+          </w:tcPr>
+          <w:p>
+            <w:pPr>
+              <w:bidi/>
+              <w:spacing w:after="0" w:before="0" w:line="300"/>
+            </w:pPr>
+            <w:r>
+              <w:rPr>
+                <w:rFonts w:ascii="Arial" w:cs="Arial" w:hAnsi="Arial"/>
+                <w:b w:val="false"/>
+                <w:color w:val="1D2B36"/>
+                <w:sz w:val="20"/>
+                <w:szCs w:val="20"/>
+                <w:rtl/>
+              </w:rPr>
+              <w:t xml:space="preserve">خطوة U، وخطوة A، ومخطط أولويات الدورة القادمة</w:t>
+            </w:r>
+          </w:p>
+        </w:tc>
+      </w:tr>
+      <w:tr>
+        <w:trPr>
+          <w:cantSplit/>
+        </w:trPr>
+        <w:tc>
+          <w:tcPr>
+            <w:tcW w:type="dxa" w:w="2600"/>
+            <w:tcBorders>
+              <w:top w:val="single" w:color="A9C1D3" w:sz="4"/>
+              <w:left w:val="single" w:color="A9C1D3" w:sz="4"/>
+              <w:bottom w:val="single" w:color="A9C1D3" w:sz="4"/>
+              <w:right w:val="single" w:color="A9C1D3" w:sz="4"/>
+            </w:tcBorders>
+            <w:shd w:fill="EAF4FA" w:color="auto" w:val="clear"/>
+            <w:tcMar>
+              <w:top w:type="dxa" w:w="70"/>
+              <w:left w:type="dxa" w:w="110"/>
+              <w:bottom w:type="dxa" w:w="70"/>
+              <w:right w:type="dxa" w:w="110"/>
+            </w:tcMar>
+            <w:vAlign w:val="center"/>
+          </w:tcPr>
+          <w:p>
+            <w:pPr>
+              <w:bidi/>
+              <w:spacing w:after="0" w:before="0" w:line="300"/>
+            </w:pPr>
+            <w:r>
+              <w:rPr>
+                <w:rFonts w:ascii="Arial" w:cs="Arial" w:hAnsi="Arial"/>
+                <w:b/>
+                <w:bCs/>
+                <w:color w:val="0B3C5D"/>
+                <w:sz w:val="20"/>
+                <w:szCs w:val="20"/>
+                <w:rtl/>
+              </w:rPr>
+              <w:t xml:space="preserve">مؤشر 2024 – جميع القطاعات</w:t>
+            </w:r>
+          </w:p>
+        </w:tc>
+        <w:tc>
+          <w:tcPr>
+            <w:tcW w:type="dxa" w:w="4100"/>
+            <w:tcBorders>
+              <w:top w:val="single" w:color="A9C1D3" w:sz="4"/>
+              <w:left w:val="single" w:color="A9C1D3" w:sz="4"/>
+              <w:bottom w:val="single" w:color="A9C1D3" w:sz="4"/>
+              <w:right w:val="single" w:color="A9C1D3" w:sz="4"/>
+            </w:tcBorders>
+            <w:tcMar>
+              <w:top w:type="dxa" w:w="70"/>
+              <w:left w:type="dxa" w:w="110"/>
+              <w:bottom w:type="dxa" w:w="70"/>
+              <w:right w:type="dxa" w:w="110"/>
+            </w:tcMar>
+            <w:vAlign w:val="center"/>
+          </w:tcPr>
+          <w:p>
+            <w:pPr>
+              <w:bidi/>
+              <w:spacing w:after="0" w:before="0" w:line="300"/>
+            </w:pPr>
+            <w:r>
+              <w:rPr>
+                <w:rFonts w:ascii="Arial" w:cs="Arial" w:hAnsi="Arial"/>
+                <w:b w:val="false"/>
+                <w:color w:val="1D2B36"/>
+                <w:sz w:val="20"/>
+                <w:szCs w:val="20"/>
+                <w:rtl/>
+              </w:rPr>
+              <w:t xml:space="preserve">البكيرية في المرتبة 11 من 15 قطاعًا (83.8%) مقابل 99.9% لأعلى قطاع</w:t>
+            </w:r>
+          </w:p>
+        </w:tc>
+        <w:tc>
+          <w:tcPr>
+            <w:tcW w:type="dxa" w:w="2938"/>
+            <w:tcBorders>
+              <w:top w:val="single" w:color="A9C1D3" w:sz="4"/>
+              <w:left w:val="single" w:color="A9C1D3" w:sz="4"/>
+              <w:bottom w:val="single" w:color="A9C1D3" w:sz="4"/>
+              <w:right w:val="single" w:color="A9C1D3" w:sz="4"/>
+            </w:tcBorders>
+            <w:tcMar>
+              <w:top w:type="dxa" w:w="70"/>
+              <w:left w:type="dxa" w:w="110"/>
+              <w:bottom w:type="dxa" w:w="70"/>
+              <w:right w:type="dxa" w:w="110"/>
+            </w:tcMar>
+            <w:vAlign w:val="center"/>
+          </w:tcPr>
+          <w:p>
+            <w:pPr>
+              <w:bidi/>
+              <w:spacing w:after="0" w:before="0" w:line="300"/>
+            </w:pPr>
+            <w:r>
+              <w:rPr>
+                <w:rFonts w:ascii="Arial" w:cs="Arial" w:hAnsi="Arial"/>
+                <w:b w:val="false"/>
+                <w:color w:val="1D2B36"/>
+                <w:sz w:val="20"/>
+                <w:szCs w:val="20"/>
+                <w:rtl/>
+              </w:rPr>
+              <w:t xml:space="preserve">خطوة F (المقارنة المرجعية)</w:t>
+            </w:r>
+          </w:p>
+        </w:tc>
+      </w:tr>
+      <w:tr>
+        <w:trPr>
+          <w:cantSplit/>
+        </w:trPr>
+        <w:tc>
+          <w:tcPr>
+            <w:tcW w:type="dxa" w:w="2600"/>
+            <w:tcBorders>
+              <w:top w:val="single" w:color="A9C1D3" w:sz="4"/>
+              <w:left w:val="single" w:color="A9C1D3" w:sz="4"/>
+              <w:bottom w:val="single" w:color="A9C1D3" w:sz="4"/>
+              <w:right w:val="single" w:color="A9C1D3" w:sz="4"/>
+            </w:tcBorders>
+            <w:shd w:fill="EAF4FA" w:color="auto" w:val="clear"/>
+            <w:tcMar>
+              <w:top w:type="dxa" w:w="70"/>
+              <w:left w:type="dxa" w:w="110"/>
+              <w:bottom w:type="dxa" w:w="70"/>
+              <w:right w:type="dxa" w:w="110"/>
+            </w:tcMar>
+            <w:vAlign w:val="center"/>
+          </w:tcPr>
+          <w:p>
+            <w:pPr>
+              <w:bidi/>
+              <w:spacing w:after="0" w:before="0" w:line="300"/>
+            </w:pPr>
+            <w:r>
+              <w:rPr>
+                <w:rFonts w:ascii="Arial" w:cs="Arial" w:hAnsi="Arial"/>
+                <w:b/>
+                <w:bCs/>
+                <w:color w:val="0B3C5D"/>
+                <w:sz w:val="20"/>
+                <w:szCs w:val="20"/>
+                <w:rtl/>
+              </w:rPr>
+              <w:t xml:space="preserve">استبيان تقييم الموقع</w:t>
+            </w:r>
+          </w:p>
+        </w:tc>
+        <w:tc>
+          <w:tcPr>
+            <w:tcW w:type="dxa" w:w="4100"/>
+            <w:tcBorders>
+              <w:top w:val="single" w:color="A9C1D3" w:sz="4"/>
+              <w:left w:val="single" w:color="A9C1D3" w:sz="4"/>
+              <w:bottom w:val="single" w:color="A9C1D3" w:sz="4"/>
+              <w:right w:val="single" w:color="A9C1D3" w:sz="4"/>
+            </w:tcBorders>
+            <w:tcMar>
+              <w:top w:type="dxa" w:w="70"/>
+              <w:left w:type="dxa" w:w="110"/>
+              <w:bottom w:type="dxa" w:w="70"/>
+              <w:right w:type="dxa" w:w="110"/>
+            </w:tcMar>
+            <w:vAlign w:val="center"/>
+          </w:tcPr>
+          <w:p>
+            <w:pPr>
+              <w:bidi/>
+              <w:spacing w:after="0" w:before="0" w:line="300"/>
+            </w:pPr>
+            <w:r>
+              <w:rPr>
+                <w:rFonts w:ascii="Arial" w:cs="Arial" w:hAnsi="Arial"/>
+                <w:b w:val="false"/>
+                <w:color w:val="1D2B36"/>
+                <w:sz w:val="20"/>
+                <w:szCs w:val="20"/>
+                <w:rtl/>
+              </w:rPr>
+              <w:t xml:space="preserve">6 ردود: متوسط 4.73 من 5 (94.7%)، و100% موافق أو موافق بشدة؛ وملاحظات: استئناف الفيديو، بطء التحميل، قِصَر المقاطع، طلب محتوى الأدوية</w:t>
+            </w:r>
+          </w:p>
+        </w:tc>
+        <w:tc>
+          <w:tcPr>
+            <w:tcW w:type="dxa" w:w="2938"/>
+            <w:tcBorders>
+              <w:top w:val="single" w:color="A9C1D3" w:sz="4"/>
+              <w:left w:val="single" w:color="A9C1D3" w:sz="4"/>
+              <w:bottom w:val="single" w:color="A9C1D3" w:sz="4"/>
+              <w:right w:val="single" w:color="A9C1D3" w:sz="4"/>
+            </w:tcBorders>
+            <w:tcMar>
+              <w:top w:type="dxa" w:w="70"/>
+              <w:left w:type="dxa" w:w="110"/>
+              <w:bottom w:type="dxa" w:w="70"/>
+              <w:right w:type="dxa" w:w="110"/>
+            </w:tcMar>
+            <w:vAlign w:val="center"/>
+          </w:tcPr>
+          <w:p>
+            <w:pPr>
+              <w:bidi/>
+              <w:spacing w:after="0" w:before="0" w:line="300"/>
+            </w:pPr>
+            <w:r>
+              <w:rPr>
+                <w:rFonts w:ascii="Arial" w:cs="Arial" w:hAnsi="Arial"/>
+                <w:b w:val="false"/>
+                <w:color w:val="1D2B36"/>
+                <w:sz w:val="20"/>
+                <w:szCs w:val="20"/>
+                <w:rtl/>
+              </w:rPr>
+              <w:t xml:space="preserve">خطوة C، وجدول النتائج، وصوت المستفيد، وبُعد محورية المستفيد، وخطة الدورة التالية</w:t>
+            </w:r>
+          </w:p>
+        </w:tc>
+      </w:tr>
+    </w:tbl>
+    <w:p>
+      <w:pPr>
+        <w:bidi/>
+        <w:spacing w:after="100" w:before="100" w:line="300"/>
+        <w:jc w:val="both"/>
+      </w:pPr>
+      <w:r>
+        <w:rPr>
+          <w:rFonts w:ascii="Arial" w:cs="Arial" w:hAnsi="Arial"/>
+          <w:b/>
+          <w:bCs/>
+          <w:color w:val="1D2B36"/>
+          <w:sz w:val="22"/>
+          <w:szCs w:val="22"/>
+          <w:rtl/>
+        </w:rPr>
+        <w:t xml:space="preserve">تنبيهات: </w:t>
+      </w:r>
+      <w:r>
+        <w:rPr>
+          <w:rFonts w:ascii="Arial" w:cs="Arial" w:hAnsi="Arial"/>
+          <w:color w:val="1D2B36"/>
+          <w:sz w:val="22"/>
+          <w:szCs w:val="22"/>
+          <w:rtl/>
+        </w:rPr>
+        <w:t xml:space="preserve">(1) الاستبيان 6 ردود فقط من 45 مستخدمًا (13%)، فيُعرض مؤشرًا داعمًا لا نتيجة رئيسية، ويُستحسن إعادة إرساله. (2) تقدير «24 جلسة سنويًا ← 5 محاضرات مسجلة» يفترض أن الموضوعات الـ12 كانت ضمن نظام التكرار مرتين. (3) لم يمكن إعادة احتساب خط الأساس 69.60% من هذه الملفات؛ فالمتوسط المرجح للمؤشرات الخمسة لعامي 2024–2025 يبلغ 65.9% (276 من 419)، ويلزم توثيق طريقة الاحتساب. (4) في ملف مؤشر 2025 أخطاء حسابية (إجمالي المقررات التخصصية 1087% والصحيح 111% = 576 من 519).</w:t>
       </w:r>
     </w:p>
     <w:sectPr>
